--- a/output/documents/BDA501_Final_Project_Report_Submission.docx
+++ b/output/documents/BDA501_Final_Project_Report_Submission.docx
@@ -97,7 +97,7 @@
           <w:rFonts w:ascii="Times New Roman" w:hAnsi="Times New Roman"/>
           <w:sz w:val="24"/>
         </w:rPr>
-        <w:t>Nhóm / thành viên: ______________________________________________</w:t>
+        <w:t>Lớp / nhóm / thành viên: ______________________________________________</w:t>
       </w:r>
     </w:p>
     <w:p>
@@ -110,6 +110,12 @@
           <w:sz w:val="24"/>
         </w:rPr>
         <w:t>Ngày lập: 04/10/2026</w:t>
+      </w:r>
+    </w:p>
+    <w:p>
+      <w:pPr/>
+      <w:r>
+        <w:t>Repository / submission path: https://github.com/vi-ht/Fleet-management</w:t>
       </w:r>
     </w:p>
     <w:p>
@@ -1266,7 +1272,7 @@
           <w:rFonts w:ascii="Times New Roman" w:hAnsi="Times New Roman"/>
           <w:sz w:val="24"/>
         </w:rPr>
-        <w:t>Snapshot raw profile ngày 03/10/2026 ghi nhận 7 TLC Parquet files và 26.116.976 dòng. ETL enrichment chạy ngày 04/10/2026 xác nhận 26.116.976 dòng trước/sau join, 0 unmatched pickup/dropoff; curated schema có 13 trường (7 trường chuyến/feature thời gian và 6 trường tên zone/borough/service zone). Source checksums lưu tại evidence/hdfs_raw_checksums.txt; profile và join validation lưu trong evidence/data_profile.json và service_spark_etl.log.</w:t>
+        <w:t>Snapshot raw profile ngày 03/10/2026 ghi nhận 7 TLC Parquet files và 26.116.976 dòng. ETL enrichment chạy ngày 04/10/2026 xác nhận 26.116.976 dòng trước/sau join, 0 unmatched pickup/dropoff; curated schema có 13 trường (7 trường chuyến/feature thời gian và 6 trường tên zone/borough/service zone). Source checksums lưu tại output/evidence/hdfs_raw_checksums.txt; profile và join validation lưu trong output/evidence/data_profile.json và output/evidence/spark_etl_enrichment.log.</w:t>
       </w:r>
     </w:p>
     <w:tbl>
@@ -1453,7 +1459,7 @@
                 <w:b w:val="0"/>
                 <w:sz w:val="24"/>
               </w:rPr>
-              <w:t>Raw-profile checks in evidence/data_profile.json</w:t>
+              <w:t>Raw-profile checks in output/evidence/data_profile.json</w:t>
             </w:r>
           </w:p>
         </w:tc>
@@ -1975,7 +1981,7 @@
           <w:rFonts w:ascii="Times New Roman" w:hAnsi="Times New Roman"/>
           <w:sz w:val="24"/>
         </w:rPr>
-        <w:t>Môi trường: Spark 3.5.3 (apache/spark:3.5.3-scala2.12-java17-python3-ubuntu); Hadoop 3.2.1; Kafka 3.7.1; MongoDB 7.0. Python packages được pin trong requirements.txt: Flask 3.0.3, kafka-python 2.0.2, numpy 1.26.4, pandas 2.2.3, pymongo 4.8.0, pyarrow 17.0.0, requests 2.32.3. Service tags và cấu hình xem docker-compose.yml.</w:t>
+        <w:t>Môi trường: Spark 3.5.3 (apache/spark:3.5.3-scala2.12-java17-python3-ubuntu); Hadoop 3.2.1; Kafka 3.7.1; MongoDB 7.0. Python packages được pin trong requirements.txt: Flask 3.1.3, kafka-python 2.3.2, NumPy 1.26.4, pandas 2.2.3, PyMongo 4.8.0, PyArrow 23.0.1, requests 2.33.0. Dependency audit ngày 04/10/2026 không ghi nhận lỗ hổng đã biết trong các package được cài. Service tags và cấu hình xem docker-compose.yml; audit lưu tại output/evidence/dependency_audit.json.</w:t>
       </w:r>
     </w:p>
     <w:tbl>
@@ -2402,7 +2408,7 @@
           <w:rFonts w:ascii="Times New Roman" w:hAnsi="Times New Roman"/>
           <w:sz w:val="24"/>
         </w:rPr>
-        <w:t>Lần chạy 04/10/2026 ghi nhận 26.116.976 map input/output records; combiner nhận 26.167.760 và phát 62.883 records; reducer ghi 6.155 nhóm. Kết quả khớp Counter baseline độc lập. Log/CSV: data/results/hadoop_streaming.log, mapreduce_actual.csv và mapreduce_expected.csv. Hadoop dùng LocalJobRunner trên một máy, không phải YARN đa node.</w:t>
+        <w:t>Lần chạy 04/10/2026 ghi nhận 26.116.976 map input/output records; combiner nhận 26.167.760 và phát 62.883 records; reducer ghi 6.155 nhóm. Kết quả khớp Counter baseline độc lập. Log/CSV: output/evidence/hadoop_streaming.log, mapreduce_actual.csv và mapreduce_expected.csv. Hadoop dùng LocalJobRunner trên một máy, không phải YARN đa node.</w:t>
       </w:r>
     </w:p>
     <w:p>
@@ -2842,7 +2848,7 @@
           <w:rFonts w:ascii="Times New Roman" w:hAnsi="Times New Roman"/>
           <w:sz w:val="24"/>
         </w:rPr>
-        <w:t>spark/queries.py chạy truy vấn top 20 zone-hour-weekday và truy vấn borough-hour với 192 kết quả. Output: data/results/spark_query_results.json. Formatted explain plans trong data/results/spark_query_plans.txt thể hiện Aggregate và Exchange; Exchange là ranh giới shuffle cần phân phối các key tổng hợp giữa partitions. Broadcast lookup dimension nhỏ hạn chế shuffle join.</w:t>
+        <w:t>spark/queries.py chạy truy vấn top 20 zone-hour-weekday và truy vấn borough-hour với 192 kết quả. Output: output/evidence/spark_query_results.json. Formatted explain plans trong output/evidence/spark_query_plans.txt thể hiện Aggregate và Exchange; Exchange là ranh giới shuffle cần phân phối các key tổng hợp giữa partitions. Broadcast lookup dimension nhỏ hạn chế shuffle join.</w:t>
       </w:r>
     </w:p>
     <w:p>
@@ -2890,7 +2896,7 @@
           <w:rFonts w:ascii="Times New Roman" w:hAnsi="Times New Roman"/>
           <w:sz w:val="24"/>
         </w:rPr>
-        <w:t>Spark 3.5.3 đo cùng sample cache 100.000 dòng, loại warm-up, ba lượt mỗi cấu hình, chỉ thay shuffle partitions 4/16. Cả hai sinh 13.725 nhóm giống nhau; median 0,272/0,238 giây. Timing local nhạy với cache/JVM/host, không suy rộng thành hiệu năng cluster. Artifact: data/results/performance_benchmark.json.</w:t>
+        <w:t>Spark 3.5.3 đo cùng sample cache 100.000 dòng, loại warm-up, ba lượt mỗi cấu hình, chỉ thay shuffle partitions 4/16. Cả hai sinh 13.725 nhóm giống nhau; median 0,272/0,238 giây. Timing local nhạy với cache/JVM/host, không suy rộng thành hiệu năng cluster. Artifact: output/evidence/performance_benchmark.json.</w:t>
       </w:r>
     </w:p>
     <w:p>
@@ -3203,7 +3209,7 @@
           <w:rFonts w:ascii="Times New Roman" w:hAnsi="Times New Roman"/>
           <w:sz w:val="24"/>
         </w:rPr>
-        <w:t>spark/train_model.py tổng hợp theo service_date, pickup_zone, pickup_hour và pickup_dow. GBTRegressor nhận pickup_hour, pickup_dow và biểu diễn one-hot của pickup_zone. Model và metric được lưu vào model volume và data/results/model_metrics.json. Streaming nạp tệp kết quả đó và giới hạn điểm dự đoán trong khoảng 0–100.</w:t>
+        <w:t>spark/train_model.py tổng hợp theo service_date, pickup_zone, pickup_hour và pickup_dow. GBTRegressor nhận pickup_hour, pickup_dow và biểu diễn one-hot của pickup_zone. Model và metric được lưu vào model volume và output/evidence/model_metrics.json. Streaming nạp tệp kết quả đó và giới hạn điểm dự đoán trong khoảng 0–100.</w:t>
       </w:r>
     </w:p>
     <w:p>
@@ -3945,7 +3951,7 @@
           <w:rFonts w:ascii="Times New Roman" w:hAnsi="Times New Roman"/>
           <w:sz w:val="24"/>
         </w:rPr>
-        <w:t>MongoDB lưu hotspot_predictions cho kết quả model theo event_id, zone và event_time; API truy vấn các bản ghi gần nhất theo zone/thời gian để dựng ranking, lịch sử và forecast. vehicle_status giữ trạng thái mới nhất theo vehicle_id để dashboard đọc đội xe. mongodb/init.js tạo index event_time, zone+event_time, event_id và unique vehicle_id. Snapshot runtime ghi dashboard/API 359.685 prediction records trên 121 zone (count biến đổi khi replay tiếp tục). Read-back evidence: evidence/mongo_hotspot_count.json và evidence/dashboard_snapshot.json.</w:t>
+        <w:t>MongoDB lưu hotspot_predictions cho kết quả model theo event_id, zone và event_time; API truy vấn các bản ghi gần nhất theo zone/thời gian để dựng ranking, lịch sử và forecast. vehicle_status giữ trạng thái mới nhất theo vehicle_id để dashboard đọc đội xe. mongodb/init.js tạo index event_time, pickup_zone+event_time, event_id và unique vehicle_id. Snapshot ngày 04/10/2026 lúc 03:10 +07 ghi dashboard API trả 387.421 bản ghi trên 121 zone; truy vấn đếm collection taxi.hotspot_predictions cùng thời điểm ghi 387.499 bản ghi. Hai số được lưu riêng trong output/output/evidence/dashboard_snapshot.json và mongo_hotspot_count.json; replay tiếp tục nên số lượng thay đổi theo thời điểm chụp. Read-back evidence: output/output/evidence/dashboard_snapshot.json và output/output/evidence/runtime_metrics.json. Truy vấn đọc lại tiêu biểu: db.hotspot_predictions.find({pickup_zone: "132"}, {_id: 0}).sort({event_time: -1}).limit(30); dashboard gọi GET /api/predictions?zone=132&amp;limit=30.</w:t>
       </w:r>
     </w:p>
     <w:p>
@@ -4576,7 +4582,7 @@
           <w:rFonts w:ascii="Times New Roman" w:hAnsi="Times New Roman"/>
           <w:sz w:val="24"/>
         </w:rPr>
-        <w:t>Dashboard và bản đồ được chụp ngày 04/10/2026 sau lần train temporal. Ảnh dashboard hiển thị metric mới, thời tiết, zone polygons và 40 xe mô phỏng. API snapshot riêng lúc 01:36 (+07) ghi 359.685 prediction records trên 121 zone. Ảnh dashboard được chụp sớm hơn khi bộ đếm còn 356.281; các số thay đổi khi replay tiếp tục.</w:t>
+        <w:t>Dashboard và bản đồ được chụp ngày 04/10/2026 sau lần train temporal. Ảnh dashboard lưu trong output/playwright/weather-model-dashboard-2026-10-04.png hiển thị 356.281 bản ghi tại lúc chụp; snapshot dashboard API lúc 03:10 +07 trả 387.421 bản ghi trên 121 zone, còn MongoDB count lúc đó là 387.499. Đây là các snapshot ở thời điểm khác nhau trong khi replay vẫn chạy; số liệu trên ảnh không được xem là count hiện tại. Chi tiết snapshot và timestamp nằm trong output/output/evidence/runtime_metrics.json, dashboard_snapshot.json và mongo_hotspot_count.json.</w:t>
       </w:r>
     </w:p>
     <w:p>
@@ -4695,7 +4701,7 @@
           <w:rFonts w:ascii="Times New Roman" w:hAnsi="Times New Roman"/>
           <w:sz w:val="24"/>
         </w:rPr>
-        <w:t>13.4 Bằng chứng runtime và kết quả xử lý</w:t>
+        <w:t>13.2 Bằng chứng runtime và kết quả xử lý</w:t>
       </w:r>
     </w:p>
     <w:p>
@@ -4704,7 +4710,7 @@
         <w:jc w:val="center"/>
       </w:pPr>
       <w:r>
-        <w:t>Hình 4 tổng hợp các trích đoạn từ Hadoop Streaming log, model metrics JSON, live API snapshot và Spark partition benchmark ngày 04/10/2026. Hadoop output được so với Counter baseline độc lập; các kết quả hiệu năng chỉ áp dụng cho sample/configuration đã ghi.</w:t>
+        <w:t>Hình 4 tổng hợp các trích đoạn từ Hadoop Streaming log, model metrics JSON, dashboard API snapshot và Spark partition benchmark ngày 04/10/2026. Hadoop output được so với Counter baseline độc lập; các kết quả hiệu năng chỉ áp dụng cho sample/configuration đã ghi.</w:t>
       </w:r>
     </w:p>
     <w:p>
@@ -4760,7 +4766,7 @@
         <w:jc w:val="center"/>
       </w:pPr>
       <w:r>
-        <w:t>Hình 4. Trích log runtime và trạng thái các bước xử lý batch.</w:t>
+        <w:t>Hình 4. Trích log runtime, metrics temporal và kết quả xử lý batch.</w:t>
       </w:r>
     </w:p>
     <w:p>
@@ -4772,7 +4778,7 @@
           <w:rFonts w:ascii="Times New Roman" w:hAnsi="Times New Roman"/>
           <w:sz w:val="24"/>
         </w:rPr>
-        <w:t>13.2 Dashboard, bản đồ và replay</w:t>
+        <w:t>13.3 Dashboard, bản đồ và replay</w:t>
       </w:r>
     </w:p>
     <w:p>
@@ -4784,7 +4790,7 @@
           <w:rFonts w:ascii="Times New Roman" w:hAnsi="Times New Roman"/>
           <w:sz w:val="24"/>
         </w:rPr>
-        <w:t>Dashboard cung cấp bộ lọc zone và khung giờ, bản đồ polygon Taxi Zone tô theo score, danh sách hotspot, forecast ba giờ và đội xe mô phỏng. Trang co giãn ở viewport 390 px; ảnh và kiểm tra giao diện lưu tại output/playwright/weather-model-dashboard-2026-10-04.png, weather-model-map-2026-10-04.png và weather-model-mobile-2026-10-04.png. Màu đỏ biểu thị score tương đối cao, không khẳng định nguyên nhân hoặc số chuyến thực tế.</w:t>
+        <w:t>Dashboard cung cấp bộ lọc zone và khung giờ, bản đồ polygon Taxi Zone tô theo score, danh sách hotspot, forecast ba giờ và đội xe mô phỏng. Kiểm tra live tại viewport 375, 768 và 1440 px không phát hiện tràn ngang; điều hướng và bộ lọc zone hoạt động. Ảnh và kết quả lưu tại output/playwright/browser-qa-375.png, browser-qa-768.png, browser-qa-1440.png và output/evidence/browser_qa_summary_2026-10-04.json. Ảnh dashboard/map/mobile ở weather-model-dashboard-2026-10-04.png, weather-model-map-2026-10-04.png và weather-model-mobile-2026-10-04.png. Kiểm tra accessibility là rà snapshot thủ công; axe scan và visual regression baseline chưa chạy. Màu đỏ biểu thị score tương đối cao, không khẳng định nguyên nhân hoặc số chuyến thực tế.</w:t>
       </w:r>
     </w:p>
     <w:p>
@@ -4796,7 +4802,7 @@
           <w:rFonts w:ascii="Times New Roman" w:hAnsi="Times New Roman"/>
           <w:sz w:val="24"/>
         </w:rPr>
-        <w:t>13.3 Thời tiết và cảnh báo bất thường</w:t>
+        <w:t>13.4 Thời tiết và cảnh báo bất thường</w:t>
       </w:r>
     </w:p>
     <w:p>
@@ -4897,6 +4903,8 @@
     </w:p>
     <w:p>
       <w:pPr>
+        <w:keepNext/>
+        <w:pageBreakBefore/>
         <w:spacing w:line="300" w:lineRule="auto" w:after="160"/>
       </w:pPr>
       <w:r>
@@ -4920,6 +4928,9 @@
         <w:gridCol w:w="3154"/>
       </w:tblGrid>
       <w:tr>
+        <w:trPr>
+          <w:cantSplit/>
+        </w:trPr>
         <w:tc>
           <w:tcPr>
             <w:tcW w:type="dxa" w:w="3154"/>
@@ -4976,6 +4987,9 @@
         </w:tc>
       </w:tr>
       <w:tr>
+        <w:trPr>
+          <w:cantSplit/>
+        </w:trPr>
         <w:tc>
           <w:tcPr>
             <w:tcW w:type="dxa" w:w="3154"/>
@@ -5023,12 +5037,15 @@
                 <w:rFonts w:ascii="Times New Roman" w:hAnsi="Times New Roman"/>
                 <w:sz w:val="24"/>
               </w:rPr>
-              <w:t>Nguồn TLC, schema/profile 26.116.976 dòng, kiểm tra row-count/join; evidence/data_profile.json.</w:t>
+              <w:t>Nguồn TLC, schema/profile 26.116.976 dòng, kiểm tra row-count/join; output/evidence/data_profile.json.</w:t>
             </w:r>
           </w:p>
         </w:tc>
       </w:tr>
       <w:tr>
+        <w:trPr>
+          <w:cantSplit/>
+        </w:trPr>
         <w:tc>
           <w:tcPr>
             <w:tcW w:type="dxa" w:w="3154"/>
@@ -5076,12 +5093,15 @@
                 <w:rFonts w:ascii="Times New Roman" w:hAnsi="Times New Roman"/>
                 <w:sz w:val="24"/>
               </w:rPr>
-              <w:t>Hadoop Streaming key-value, shuffle, combiner/reducer và so sánh Counter baseline; data/results/hadoop_streaming.log.</w:t>
+              <w:t>Hadoop Streaming key-value, shuffle, combiner/reducer và so sánh Counter baseline; output/evidence/hadoop_streaming.log.</w:t>
             </w:r>
           </w:p>
         </w:tc>
       </w:tr>
       <w:tr>
+        <w:trPr>
+          <w:cantSplit/>
+        </w:trPr>
         <w:tc>
           <w:tcPr>
             <w:tcW w:type="dxa" w:w="3154"/>
@@ -5129,12 +5149,15 @@
                 <w:rFonts w:ascii="Times New Roman" w:hAnsi="Times New Roman"/>
                 <w:sz w:val="24"/>
               </w:rPr>
-              <w:t>PySpark ETL, Spark SQL, formatted plan có Exchange, partition experiment; data/results/spark_query_plans.txt và performance_benchmark.json.</w:t>
+              <w:t>PySpark ETL, Spark SQL, formatted plan có Exchange, partition experiment; output/evidence/spark_query_plans.txt và performance_benchmark.json.</w:t>
             </w:r>
           </w:p>
         </w:tc>
       </w:tr>
       <w:tr>
+        <w:trPr>
+          <w:cantSplit/>
+        </w:trPr>
         <w:tc>
           <w:tcPr>
             <w:tcW w:type="dxa" w:w="3154"/>
@@ -5182,12 +5205,15 @@
                 <w:rFonts w:ascii="Times New Roman" w:hAnsi="Times New Roman"/>
                 <w:sz w:val="24"/>
               </w:rPr>
-              <w:t>GBTRegressor temporal holdout; MAE/RMSE/R² và Precision/Recall; data/results/model_metrics.json.</w:t>
+              <w:t>GBTRegressor temporal holdout; MAE/RMSE/R² và Precision/Recall; output/evidence/model_metrics.json.</w:t>
             </w:r>
           </w:p>
         </w:tc>
       </w:tr>
       <w:tr>
+        <w:trPr>
+          <w:cantSplit/>
+        </w:trPr>
         <w:tc>
           <w:tcPr>
             <w:tcW w:type="dxa" w:w="3154"/>
@@ -5235,7 +5261,7 @@
                 <w:rFonts w:ascii="Times New Roman" w:hAnsi="Times New Roman"/>
                 <w:sz w:val="24"/>
               </w:rPr>
-              <w:t>Kafka replay/Structured Streaming, MongoDB read-back, dashboard/map; evidence/runtime_capture_2026-10-04.json.</w:t>
+              <w:t>Kafka replay/Structured Streaming, MongoDB read-back, dashboard/map; output/evidence/runtime_capture_2026-10-04.json.</w:t>
             </w:r>
           </w:p>
         </w:tc>
@@ -5311,7 +5337,7 @@
           <w:rFonts w:ascii="Times New Roman" w:hAnsi="Times New Roman"/>
           <w:sz w:val="24"/>
         </w:rPr>
-        <w:t>[4] Mã nguồn và bằng chứng của dự án: README.md; spark/clean.py; spark/train_model.py; streaming/predict_stream.py; scripts/run_hadoop_streaming.sh; docker-compose.yml; mongodb/init.js; data/results/*.json.</w:t>
+        <w:t>[4] Mã nguồn và bằng chứng của dự án: README.md; spark/clean.py; spark/train_model.py; streaming/predict_stream.py; scripts/run_hadoop_streaming.sh; docker-compose.yml; mongodb/init.js; output/evidence/*.json.</w:t>
       </w:r>
     </w:p>
     <w:p>

--- a/output/documents/BDA501_Final_Project_Report_Submission.docx
+++ b/output/documents/BDA501_Final_Project_Report_Submission.docx
@@ -1,6 +1,6 @@
 
 <file path=word/document.xml><?xml version="1.0" encoding="utf-8"?>
-<w:document xmlns:wpc="http://schemas.microsoft.com/office/word/2010/wordprocessingCanvas" xmlns:mo="http://schemas.microsoft.com/office/mac/office/2008/main" xmlns:mc="http://schemas.openxmlformats.org/markup-compatibility/2006" xmlns:mv="urn:schemas-microsoft-com:mac:vml" xmlns:o="urn:schemas-microsoft-com:office:office" xmlns:r="http://schemas.openxmlformats.org/officeDocument/2006/relationships" xmlns:m="http://schemas.openxmlformats.org/officeDocument/2006/math" xmlns:v="urn:schemas-microsoft-com:vml" xmlns:wp14="http://schemas.microsoft.com/office/word/2010/wordprocessingDrawing" xmlns:wp="http://schemas.openxmlformats.org/drawingml/2006/wordprocessingDrawing" xmlns:w10="urn:schemas-microsoft-com:office:word" xmlns:w="http://schemas.openxmlformats.org/wordprocessingml/2006/main" xmlns:w14="http://schemas.microsoft.com/office/word/2010/wordml" xmlns:wpg="http://schemas.microsoft.com/office/word/2010/wordprocessingGroup" xmlns:wpi="http://schemas.microsoft.com/office/word/2010/wordprocessingInk" xmlns:wne="http://schemas.microsoft.com/office/word/2006/wordml" xmlns:wps="http://schemas.microsoft.com/office/word/2010/wordprocessingShape" mc:Ignorable="w14 wp14">
+<w:document xmlns:a="http://schemas.openxmlformats.org/drawingml/2006/main" xmlns:mc="http://schemas.openxmlformats.org/markup-compatibility/2006" xmlns:pic="http://schemas.openxmlformats.org/drawingml/2006/picture" xmlns:r="http://schemas.openxmlformats.org/officeDocument/2006/relationships" xmlns:w="http://schemas.openxmlformats.org/wordprocessingml/2006/main" xmlns:wp="http://schemas.openxmlformats.org/drawingml/2006/wordprocessingDrawing" mc:Ignorable="w14 wp14">
   <w:body>
     <w:p>
       <w:pPr>
@@ -181,7 +181,7 @@
           <w:rFonts w:ascii="Times New Roman" w:hAnsi="Times New Roman"/>
           <w:sz w:val="24"/>
         </w:rPr>
-        <w:t>Mô hình GBTRegressor được đánh giá bằng temporal holdout: 175 ngày train (639.393 dòng; 2024-12-31–2026-06-21) và 44 ngày test kế tiếp (128.644 dòng; 2026-06-22–2026-08-05). Calendar GBT đạt MAE 7,366 điểm, RMSE 11,044 điểm, R² 0,658; Precision 88,39%, Recall 30,88% tại score ≥ 50. Score có thang 0–100, không phải số chuyến. Recall thấp cho thấy mô hình còn bỏ sót nhiều trường hợp nóng theo ngưỡng này. Metrics và log train được lưu trong evidence.</w:t>
+        <w:t xml:space="preserve">Mô hình GBTRegressor được đánh giá bằng temporal holdout: 178 ngày train (635.798 dòng; có ngày dữ liệu sớm 2001-01-01, đến 2026-06-20) và 45 ngày test kế tiếp (132.249 dòng; 2026-06-21–2026-08-05). Model đạt MAE 7,348 điểm, RMSE 11,066 điểm, R² 0,655; Precision 88,03%, Recall 30,79% tại score ≥ 50. Score có thang 0–100, không phải số chuyến. Recall thấp cho thấy mô hình còn bỏ sót nhiều trường hợp nóng theo ngưỡng này. Metrics và log train được lưu trong evidence.</w:t>
       </w:r>
     </w:p>
     <w:p>
@@ -205,7 +205,7 @@
           <w:rFonts w:ascii="Times New Roman" w:hAnsi="Times New Roman"/>
           <w:sz w:val="24"/>
         </w:rPr>
-        <w:t>Mục tiêu nghiệp vụ là giúp người vận hành nhận biết các khu vực có hoạt động đón khách tương đối cao theo thời gian và cung cấp một giao diện xem lại dữ liệu cùng gợi ý điều phối. Phạm vi giải quyết bài toán phân tích theo zone, không dự báo số chuyến tuyệt đối và không điều khiển taxi thật. Volume thể hiện ở hơn 26 triệu chuyến trong bộ Parquet dùng lần chạy; variety gồm Parquet, JSON sự kiện, lookup địa lý và weather API; velocity được minh họa bằng Kafka replay và micro-batch. Dữ liệu runtime mô phỏng, cùng nhu cầu kiểm tra lại lịch sử, biện minh cho pipeline phân tán/replayable hơn một bảng đơn trong dashboard.</w:t>
+        <w:t xml:space="preserve">Mục tiêu nghiệp vụ là giúp người vận hành nhận biết các khu vực có hoạt động đón khách tương đối cao theo thời gian và cung cấp một giao diện xem lại dữ liệu cùng gợi ý điều phối. Phạm vi giải quyết bài toán phân tích theo zone, không dự báo số chuyến tuyệt đối và không điều khiển taxi thật. Volume thể hiện ở hơn 26 triệu chuyến trong bộ Parquet dùng lần chạy; variety gồm Parquet, JSON sự kiện và lookup địa lý; velocity được minh họa bằng Kafka replay và micro-batch. Dữ liệu runtime mô phỏng, cùng nhu cầu kiểm tra lại lịch sử, biện minh cho pipeline phân tán/replayable hơn một bảng đơn trong dashboard.</w:t>
       </w:r>
     </w:p>
     <w:p>
@@ -1651,7 +1651,7 @@
           <w:rFonts w:ascii="Times New Roman" w:hAnsi="Times New Roman"/>
           <w:sz w:val="24"/>
         </w:rPr>
-        <w:t>Dữ liệu TLC là dữ liệu công khai dùng theo điều khoản của nhà phát hành; không đóng gói Parquet thô trong gói nộp nếu quy định lớp học hoặc điều khoản phân phối không cho phép. README hướng dẫn tải nguồn và mô tả fallback tổng hợp. Weather và route map dùng Open-Meteo, OpenStreetMap/OSRM; request external service phụ thuộc mạng.</w:t>
+        <w:t xml:space="preserve">Dữ liệu TLC là dữ liệu công khai dùng theo điều khoản của nhà phát hành; không đóng gói Parquet thô trong gói nộp nếu quy định lớp học hoặc điều khoản phân phối không cho phép. README hướng dẫn tải nguồn và mô tả fallback tổng hợp. Tuyến mô phỏng dùng OpenStreetMap/OSRM; request dịch vụ định tuyến phụ thuộc mạng.</w:t>
       </w:r>
     </w:p>
     <w:p>
@@ -1806,7 +1806,7 @@
       </w:pPr>
       <w:r>
         <w:drawing>
-          <wp:inline xmlns:a="http://schemas.openxmlformats.org/drawingml/2006/main" xmlns:pic="http://schemas.openxmlformats.org/drawingml/2006/picture">
+          <wp:inline>
             <wp:extent cx="5943600" cy="4127500"/>
             <wp:docPr id="4" name="Picture 4"/>
             <wp:cNvGraphicFramePr>
@@ -3269,7 +3269,7 @@
           <w:rFonts w:ascii="Times New Roman" w:hAnsi="Times New Roman"/>
           <w:sz w:val="24"/>
         </w:rPr>
-        <w:t>Lần train ngày 04/10/2026 dùng temporal holdout theo thời gian: 639.393 dòng train trên 175 ngày (2024-12-31–2026-06-21), 128.644 dòng test trên 44 ngày (2026-06-22–2026-08-05). MAE = 7,366 điểm, RMSE = 11,044 điểm, R² = 0,658. Tại score ≥ 50, Precision = 88,39%, Recall = 30,88%. Bảng dưới đây trình bày kết quả và cách diễn giải.</w:t>
+        <w:t xml:space="preserve">Lần train ngày 04/10/2026 dùng temporal holdout theo thời gian: 635.798 dòng train trên 178 ngày (2001-01-01–2026-06-20), 132.249 dòng test trên 45 ngày (2026-06-21–2026-08-05). MAE = 7,348 điểm, RMSE = 11,066 điểm, R² = 0,655. Tại score ≥ 50, Precision = 88,03%, Recall = 30,79%. Bảng dưới đây trình bày kết quả và cách diễn giải.</w:t>
       </w:r>
     </w:p>
     <w:tbl>
@@ -3299,7 +3299,7 @@
                 <w:b/>
                 <w:sz w:val="24"/>
               </w:rPr>
-              <w:t>Metric</w:t>
+              <w:t xml:space="preserve">Metric</w:t>
             </w:r>
           </w:p>
         </w:tc>
@@ -3317,7 +3317,7 @@
                 <w:b/>
                 <w:sz w:val="24"/>
               </w:rPr>
-              <w:t>Kết quả</w:t>
+              <w:t xml:space="preserve">Kết quả</w:t>
             </w:r>
           </w:p>
         </w:tc>
@@ -3335,7 +3335,7 @@
                 <w:b/>
                 <w:sz w:val="24"/>
               </w:rPr>
-              <w:t>Diễn giải</w:t>
+              <w:t xml:space="preserve">Diễn giải</w:t>
             </w:r>
           </w:p>
         </w:tc>
@@ -3354,7 +3354,7 @@
                 <w:rFonts w:ascii="Times New Roman" w:hAnsi="Times New Roman"/>
                 <w:sz w:val="24"/>
               </w:rPr>
-              <w:t>MAE</w:t>
+              <w:t xml:space="preserve">MAE</w:t>
             </w:r>
           </w:p>
         </w:tc>
@@ -3371,7 +3371,7 @@
                 <w:rFonts w:ascii="Times New Roman" w:hAnsi="Times New Roman"/>
                 <w:sz w:val="24"/>
               </w:rPr>
-              <w:t>7,366 điểm</w:t>
+              <w:t xml:space="preserve">7,348 điểm</w:t>
             </w:r>
           </w:p>
         </w:tc>
@@ -3388,7 +3388,7 @@
                 <w:rFonts w:ascii="Times New Roman" w:hAnsi="Times New Roman"/>
                 <w:sz w:val="24"/>
               </w:rPr>
-              <w:t>Sai số tuyệt đối trung bình của hotspot score (0–100).</w:t>
+              <w:t xml:space="preserve">Sai số tuyệt đối trung bình của hotspot score (0–100).</w:t>
             </w:r>
           </w:p>
         </w:tc>
@@ -3407,7 +3407,7 @@
                 <w:rFonts w:ascii="Times New Roman" w:hAnsi="Times New Roman"/>
                 <w:sz w:val="24"/>
               </w:rPr>
-              <w:t>RMSE</w:t>
+              <w:t xml:space="preserve">RMSE</w:t>
             </w:r>
           </w:p>
         </w:tc>
@@ -3424,7 +3424,7 @@
                 <w:rFonts w:ascii="Times New Roman" w:hAnsi="Times New Roman"/>
                 <w:sz w:val="24"/>
               </w:rPr>
-              <w:t>11,044 điểm</w:t>
+              <w:t xml:space="preserve">11,066 điểm</w:t>
             </w:r>
           </w:p>
         </w:tc>
@@ -3441,7 +3441,7 @@
                 <w:rFonts w:ascii="Times New Roman" w:hAnsi="Times New Roman"/>
                 <w:sz w:val="24"/>
               </w:rPr>
-              <w:t>Phạt sai số lớn; đơn vị score point.</w:t>
+              <w:t xml:space="preserve">Phạt sai số lớn; đơn vị score point.</w:t>
             </w:r>
           </w:p>
         </w:tc>
@@ -3460,7 +3460,7 @@
                 <w:rFonts w:ascii="Times New Roman" w:hAnsi="Times New Roman"/>
                 <w:sz w:val="24"/>
               </w:rPr>
-              <w:t>R²</w:t>
+              <w:t xml:space="preserve">R²</w:t>
             </w:r>
           </w:p>
         </w:tc>
@@ -3477,7 +3477,7 @@
                 <w:rFonts w:ascii="Times New Roman" w:hAnsi="Times New Roman"/>
                 <w:sz w:val="24"/>
               </w:rPr>
-              <w:t>0,658</w:t>
+              <w:t xml:space="preserve">0,655</w:t>
             </w:r>
           </w:p>
         </w:tc>
@@ -3494,7 +3494,7 @@
                 <w:rFonts w:ascii="Times New Roman" w:hAnsi="Times New Roman"/>
                 <w:sz w:val="24"/>
               </w:rPr>
-              <w:t>Độ phù hợp với biến thiên score; không phải accuracy.</w:t>
+              <w:t xml:space="preserve">Độ phù hợp với biến thiên score; không phải accuracy.</w:t>
             </w:r>
           </w:p>
         </w:tc>
@@ -3513,7 +3513,7 @@
                 <w:rFonts w:ascii="Times New Roman" w:hAnsi="Times New Roman"/>
                 <w:sz w:val="24"/>
               </w:rPr>
-              <w:t>Precision</w:t>
+              <w:t xml:space="preserve">Precision</w:t>
             </w:r>
           </w:p>
         </w:tc>
@@ -3530,7 +3530,7 @@
                 <w:rFonts w:ascii="Times New Roman" w:hAnsi="Times New Roman"/>
                 <w:sz w:val="24"/>
               </w:rPr>
-              <w:t>88,39%</w:t>
+              <w:t xml:space="preserve">88,03%</w:t>
             </w:r>
           </w:p>
         </w:tc>
@@ -3547,7 +3547,7 @@
                 <w:rFonts w:ascii="Times New Roman" w:hAnsi="Times New Roman"/>
                 <w:sz w:val="24"/>
               </w:rPr>
-              <w:t>Tỷ lệ dự đoán nóng đúng tại ngưỡng score ≥ 50.</w:t>
+              <w:t xml:space="preserve">Tỷ lệ dự đoán nóng đúng tại ngưỡng score ≥ 50.</w:t>
             </w:r>
           </w:p>
         </w:tc>
@@ -3566,7 +3566,7 @@
                 <w:rFonts w:ascii="Times New Roman" w:hAnsi="Times New Roman"/>
                 <w:sz w:val="24"/>
               </w:rPr>
-              <w:t>Recall</w:t>
+              <w:t xml:space="preserve">Recall</w:t>
             </w:r>
           </w:p>
         </w:tc>
@@ -3583,7 +3583,7 @@
                 <w:rFonts w:ascii="Times New Roman" w:hAnsi="Times New Roman"/>
                 <w:sz w:val="24"/>
               </w:rPr>
-              <w:t>30,88%</w:t>
+              <w:t xml:space="preserve">30,79%</w:t>
             </w:r>
           </w:p>
         </w:tc>
@@ -3600,7 +3600,7 @@
                 <w:rFonts w:ascii="Times New Roman" w:hAnsi="Times New Roman"/>
                 <w:sz w:val="24"/>
               </w:rPr>
-              <w:t>Tỷ lệ hotspot thực tế được phát hiện.</w:t>
+              <w:t xml:space="preserve">Tỷ lệ hotspot thực tế được phát hiện.</w:t>
             </w:r>
           </w:p>
         </w:tc>
@@ -3615,309 +3615,9 @@
           <w:rFonts w:ascii="Times New Roman" w:hAnsi="Times New Roman"/>
           <w:sz w:val="24"/>
         </w:rPr>
-        <w:t>MAE và RMSE tính bằng điểm hotspot trên thang 0–100, không phải số cuốc xe. R² = 0,658 nghĩa là mô hình giải thích khoảng 65,8% biến thiên của hotspot score trong tập test; đây không phải tỷ lệ chính xác và không chứng minh quan hệ nhân quả. Precision 88,39% cho biết trong các trường hợp model phân loại score ≥ 50, tỷ lệ thực tế đạt ngưỡng là 88,39%. Recall 30,88% cho biết model phát hiện 30,88% trường hợp thực tế có score ≥ 50; do đó còn bỏ sót nhiều vùng nóng. Tập test có 2.314 true positive, 304 false positive và 5.180 false negative. Các metric chỉ đánh giá điểm nóng tương đối, không phải dự báo số chuyến tuyệt đối.</w:t>
+        <w:t xml:space="preserve">MAE và RMSE tính bằng điểm hotspot trên thang 0–100, không phải số cuốc xe. R² = 0,655 nghĩa là mô hình giải thích khoảng 65,5% biến thiên hotspot score trong tập test; đây không phải tỷ lệ chính xác và không chứng minh quan hệ nhân quả. Precision 88,03% cho biết trong các trường hợp model phân loại score ≥ 50, tỷ lệ thực tế đạt ngưỡng là 88,03%. Recall 30,79% cho biết model phát hiện 30,79% trường hợp thực tế có score ≥ 50; do đó còn bỏ sót nhiều vùng nóng. Tập test có 2.360 true positive, 321 false positive và 5.305 false negative. Các metric chỉ đánh giá điểm nóng tương đối, không phải dự báo số chuyến tuyệt đối.</w:t>
       </w:r>
     </w:p>
-    <w:tbl>
-      <w:tblPr>
-        <w:tblStyle w:val="TableGrid"/>
-        <w:tblW w:type="auto" w:w="0"/>
-        <w:tblLayout w:type="autofit"/>
-        <w:tblLook w:firstColumn="1" w:firstRow="1" w:lastColumn="0" w:lastRow="0" w:noHBand="0" w:noVBand="1" w:val="04A0"/>
-      </w:tblPr>
-      <w:tblGrid>
-        <w:gridCol w:w="1892"/>
-        <w:gridCol w:w="1892"/>
-        <w:gridCol w:w="1892"/>
-        <w:gridCol w:w="1892"/>
-        <w:gridCol w:w="1892"/>
-      </w:tblGrid>
-      <w:tr>
-        <w:trPr>
-          <w:tblHeader w:val="true"/>
-        </w:trPr>
-        <w:tc>
-          <w:tcPr>
-            <w:tcW w:type="dxa" w:w="1892"/>
-          </w:tcPr>
-          <w:p>
-            <w:pPr>
-              <w:spacing w:after="60" w:line="240" w:lineRule="auto"/>
-            </w:pPr>
-            <w:r>
-              <w:rPr>
-                <w:rFonts w:ascii="Times New Roman" w:hAnsi="Times New Roman" w:eastAsia="Times New Roman" w:cs="Times New Roman"/>
-                <w:b/>
-                <w:sz w:val="24"/>
-              </w:rPr>
-              <w:t>Ứng viên</w:t>
-            </w:r>
-          </w:p>
-        </w:tc>
-        <w:tc>
-          <w:tcPr>
-            <w:tcW w:type="dxa" w:w="1892"/>
-          </w:tcPr>
-          <w:p>
-            <w:pPr>
-              <w:spacing w:after="60" w:line="240" w:lineRule="auto"/>
-            </w:pPr>
-            <w:r>
-              <w:rPr>
-                <w:rFonts w:ascii="Times New Roman" w:hAnsi="Times New Roman" w:eastAsia="Times New Roman" w:cs="Times New Roman"/>
-                <w:b/>
-                <w:sz w:val="24"/>
-              </w:rPr>
-              <w:t>MAE</w:t>
-            </w:r>
-          </w:p>
-        </w:tc>
-        <w:tc>
-          <w:tcPr>
-            <w:tcW w:type="dxa" w:w="1892"/>
-          </w:tcPr>
-          <w:p>
-            <w:pPr>
-              <w:spacing w:after="60" w:line="240" w:lineRule="auto"/>
-            </w:pPr>
-            <w:r>
-              <w:rPr>
-                <w:rFonts w:ascii="Times New Roman" w:hAnsi="Times New Roman" w:eastAsia="Times New Roman" w:cs="Times New Roman"/>
-                <w:b/>
-                <w:sz w:val="24"/>
-              </w:rPr>
-              <w:t>RMSE</w:t>
-            </w:r>
-          </w:p>
-        </w:tc>
-        <w:tc>
-          <w:tcPr>
-            <w:tcW w:type="dxa" w:w="1892"/>
-          </w:tcPr>
-          <w:p>
-            <w:pPr>
-              <w:spacing w:after="60" w:line="240" w:lineRule="auto"/>
-            </w:pPr>
-            <w:r>
-              <w:rPr>
-                <w:rFonts w:ascii="Times New Roman" w:hAnsi="Times New Roman" w:eastAsia="Times New Roman" w:cs="Times New Roman"/>
-                <w:b/>
-                <w:sz w:val="24"/>
-              </w:rPr>
-              <w:t>R²</w:t>
-            </w:r>
-          </w:p>
-        </w:tc>
-        <w:tc>
-          <w:tcPr>
-            <w:tcW w:type="dxa" w:w="1892"/>
-          </w:tcPr>
-          <w:p>
-            <w:pPr>
-              <w:spacing w:after="60" w:line="240" w:lineRule="auto"/>
-            </w:pPr>
-            <w:r>
-              <w:rPr>
-                <w:rFonts w:ascii="Times New Roman" w:hAnsi="Times New Roman" w:eastAsia="Times New Roman" w:cs="Times New Roman"/>
-                <w:b/>
-                <w:sz w:val="24"/>
-              </w:rPr>
-              <w:t>Quyết định</w:t>
-            </w:r>
-          </w:p>
-        </w:tc>
-      </w:tr>
-      <w:tr>
-        <w:trPr>
-          <w:cantSplit/>
-        </w:trPr>
-        <w:tc>
-          <w:tcPr>
-            <w:tcW w:type="dxa" w:w="1892"/>
-          </w:tcPr>
-          <w:p>
-            <w:pPr>
-              <w:spacing w:after="60" w:line="240" w:lineRule="auto"/>
-            </w:pPr>
-            <w:r>
-              <w:rPr>
-                <w:rFonts w:ascii="Times New Roman" w:hAnsi="Times New Roman" w:eastAsia="Times New Roman" w:cs="Times New Roman"/>
-                <w:b w:val="0"/>
-                <w:sz w:val="24"/>
-              </w:rPr>
-              <w:t>Calendar baseline</w:t>
-            </w:r>
-          </w:p>
-        </w:tc>
-        <w:tc>
-          <w:tcPr>
-            <w:tcW w:type="dxa" w:w="1892"/>
-          </w:tcPr>
-          <w:p>
-            <w:pPr>
-              <w:spacing w:after="60" w:line="240" w:lineRule="auto"/>
-            </w:pPr>
-            <w:r>
-              <w:rPr>
-                <w:rFonts w:ascii="Times New Roman" w:hAnsi="Times New Roman" w:eastAsia="Times New Roman" w:cs="Times New Roman"/>
-                <w:b w:val="0"/>
-                <w:sz w:val="24"/>
-              </w:rPr>
-              <w:t>7,3657</w:t>
-            </w:r>
-          </w:p>
-        </w:tc>
-        <w:tc>
-          <w:tcPr>
-            <w:tcW w:type="dxa" w:w="1892"/>
-          </w:tcPr>
-          <w:p>
-            <w:pPr>
-              <w:spacing w:after="60" w:line="240" w:lineRule="auto"/>
-            </w:pPr>
-            <w:r>
-              <w:rPr>
-                <w:rFonts w:ascii="Times New Roman" w:hAnsi="Times New Roman" w:eastAsia="Times New Roman" w:cs="Times New Roman"/>
-                <w:b w:val="0"/>
-                <w:sz w:val="24"/>
-              </w:rPr>
-              <w:t>11,0444</w:t>
-            </w:r>
-          </w:p>
-        </w:tc>
-        <w:tc>
-          <w:tcPr>
-            <w:tcW w:type="dxa" w:w="1892"/>
-          </w:tcPr>
-          <w:p>
-            <w:pPr>
-              <w:spacing w:after="60" w:line="240" w:lineRule="auto"/>
-            </w:pPr>
-            <w:r>
-              <w:rPr>
-                <w:rFonts w:ascii="Times New Roman" w:hAnsi="Times New Roman" w:eastAsia="Times New Roman" w:cs="Times New Roman"/>
-                <w:b w:val="0"/>
-                <w:sz w:val="24"/>
-              </w:rPr>
-              <w:t>0,6575</w:t>
-            </w:r>
-          </w:p>
-        </w:tc>
-        <w:tc>
-          <w:tcPr>
-            <w:tcW w:type="dxa" w:w="1892"/>
-          </w:tcPr>
-          <w:p>
-            <w:pPr>
-              <w:spacing w:after="60" w:line="240" w:lineRule="auto"/>
-            </w:pPr>
-            <w:r>
-              <w:rPr>
-                <w:rFonts w:ascii="Times New Roman" w:hAnsi="Times New Roman" w:eastAsia="Times New Roman" w:cs="Times New Roman"/>
-                <w:b w:val="0"/>
-                <w:sz w:val="24"/>
-              </w:rPr>
-              <w:t>Được chọn</w:t>
-            </w:r>
-          </w:p>
-        </w:tc>
-      </w:tr>
-      <w:tr>
-        <w:trPr>
-          <w:cantSplit/>
-        </w:trPr>
-        <w:tc>
-          <w:tcPr>
-            <w:tcW w:type="dxa" w:w="1892"/>
-          </w:tcPr>
-          <w:p>
-            <w:pPr>
-              <w:spacing w:after="60" w:line="240" w:lineRule="auto"/>
-            </w:pPr>
-            <w:r>
-              <w:rPr>
-                <w:rFonts w:ascii="Times New Roman" w:hAnsi="Times New Roman" w:eastAsia="Times New Roman" w:cs="Times New Roman"/>
-                <w:b w:val="0"/>
-                <w:sz w:val="24"/>
-              </w:rPr>
-              <w:t>Weather candidate</w:t>
-            </w:r>
-          </w:p>
-        </w:tc>
-        <w:tc>
-          <w:tcPr>
-            <w:tcW w:type="dxa" w:w="1892"/>
-          </w:tcPr>
-          <w:p>
-            <w:pPr>
-              <w:spacing w:after="60" w:line="240" w:lineRule="auto"/>
-            </w:pPr>
-            <w:r>
-              <w:rPr>
-                <w:rFonts w:ascii="Times New Roman" w:hAnsi="Times New Roman" w:eastAsia="Times New Roman" w:cs="Times New Roman"/>
-                <w:b w:val="0"/>
-                <w:sz w:val="24"/>
-              </w:rPr>
-              <w:t>7,3662</w:t>
-            </w:r>
-          </w:p>
-        </w:tc>
-        <w:tc>
-          <w:tcPr>
-            <w:tcW w:type="dxa" w:w="1892"/>
-          </w:tcPr>
-          <w:p>
-            <w:pPr>
-              <w:spacing w:after="60" w:line="240" w:lineRule="auto"/>
-            </w:pPr>
-            <w:r>
-              <w:rPr>
-                <w:rFonts w:ascii="Times New Roman" w:hAnsi="Times New Roman" w:eastAsia="Times New Roman" w:cs="Times New Roman"/>
-                <w:b w:val="0"/>
-                <w:sz w:val="24"/>
-              </w:rPr>
-              <w:t>11,0469</w:t>
-            </w:r>
-          </w:p>
-        </w:tc>
-        <w:tc>
-          <w:tcPr>
-            <w:tcW w:type="dxa" w:w="1892"/>
-          </w:tcPr>
-          <w:p>
-            <w:pPr>
-              <w:spacing w:after="60" w:line="240" w:lineRule="auto"/>
-            </w:pPr>
-            <w:r>
-              <w:rPr>
-                <w:rFonts w:ascii="Times New Roman" w:hAnsi="Times New Roman" w:eastAsia="Times New Roman" w:cs="Times New Roman"/>
-                <w:b w:val="0"/>
-                <w:sz w:val="24"/>
-              </w:rPr>
-              <w:t>0,6574</w:t>
-            </w:r>
-          </w:p>
-        </w:tc>
-        <w:tc>
-          <w:tcPr>
-            <w:tcW w:type="dxa" w:w="1892"/>
-          </w:tcPr>
-          <w:p>
-            <w:pPr>
-              <w:spacing w:after="60" w:line="240" w:lineRule="auto"/>
-            </w:pPr>
-            <w:r>
-              <w:rPr>
-                <w:rFonts w:ascii="Times New Roman" w:hAnsi="Times New Roman" w:eastAsia="Times New Roman" w:cs="Times New Roman"/>
-                <w:b w:val="0"/>
-                <w:sz w:val="24"/>
-              </w:rPr>
-              <w:t>Không chọn; các metric sai khác nhẹ theo hướng kém hơn</w:t>
-            </w:r>
-          </w:p>
-        </w:tc>
-      </w:tr>
-    </w:tbl>
     <w:p>
       <w:pPr>
         <w:pStyle w:val="Heading1"/>
@@ -4582,7 +4282,7 @@
           <w:rFonts w:ascii="Times New Roman" w:hAnsi="Times New Roman"/>
           <w:sz w:val="24"/>
         </w:rPr>
-        <w:t>Dashboard và bản đồ được chụp ngày 04/10/2026 sau lần train temporal. Ảnh dashboard lưu trong output/playwright/weather-model-dashboard-2026-10-04.png hiển thị 356.281 bản ghi tại lúc chụp; snapshot dashboard API lúc 03:10 +07 trả 387.421 bản ghi trên 121 zone, còn MongoDB count lúc đó là 387.499. Đây là các snapshot ở thời điểm khác nhau trong khi replay vẫn chạy; số liệu trên ảnh không được xem là count hiện tại. Chi tiết snapshot và timestamp nằm trong output/output/evidence/runtime_metrics.json, dashboard_snapshot.json và mongo_hotspot_count.json.</w:t>
+        <w:t xml:space="preserve">Dashboard và bản đồ được chụp lại ngày 04/10/2026 sau lần train calendar-only. Ảnh Dashboard hiển thị 508.519 prediction records trên 121 zone tại thời điểm thu evidence 10:07 (+07); MongoDB có 508.588 records khi được truy vấn tuần tự. Bộ đếm thay đổi khi replay tiếp tục. Snapshot lưu trong output/evidence/runtime_metrics.json, dashboard_snapshot.json và mongo_hotspot_count.json.</w:t>
       </w:r>
     </w:p>
     <w:p>
@@ -4594,7 +4294,7 @@
       </w:pPr>
       <w:r>
         <w:drawing>
-          <wp:inline xmlns:a="http://schemas.openxmlformats.org/drawingml/2006/main" xmlns:pic="http://schemas.openxmlformats.org/drawingml/2006/picture">
+          <wp:inline>
             <wp:extent cx="5397500" cy="5897949"/>
             <wp:docPr id="1" name="Picture 1"/>
             <wp:cNvGraphicFramePr>
@@ -4633,7 +4333,7 @@
         <w:jc w:val="center"/>
       </w:pPr>
       <w:r>
-        <w:t>Hình 2. Dashboard runtime ngày 04/10/2026 với thời tiết, bản đồ, trạng thái đội xe, forecast và metric temporal holdout.</w:t>
+        <w:t xml:space="preserve">Hình 2. Dashboard runtime ngày 04/10/2026 với bản đồ, trạng thái đội xe, forecast và metric temporal holdout.</w:t>
       </w:r>
     </w:p>
     <w:p>
@@ -4650,7 +4350,7 @@
       </w:pPr>
       <w:r>
         <w:drawing>
-          <wp:inline xmlns:a="http://schemas.openxmlformats.org/drawingml/2006/main" xmlns:pic="http://schemas.openxmlformats.org/drawingml/2006/picture">
+          <wp:inline>
             <wp:extent cx="5397500" cy="2248911"/>
             <wp:docPr id="2" name="Picture 2"/>
             <wp:cNvGraphicFramePr>
@@ -4727,7 +4427,7 @@
       </w:pPr>
       <w:r>
         <w:drawing>
-          <wp:inline xmlns:a="http://schemas.openxmlformats.org/drawingml/2006/main" xmlns:pic="http://schemas.openxmlformats.org/drawingml/2006/picture">
+          <wp:inline>
             <wp:extent cx="5715000" cy="2788345"/>
             <wp:docPr id="3" name="Picture 3"/>
             <wp:cNvGraphicFramePr>
@@ -4790,7 +4490,7 @@
           <w:rFonts w:ascii="Times New Roman" w:hAnsi="Times New Roman"/>
           <w:sz w:val="24"/>
         </w:rPr>
-        <w:t>Dashboard cung cấp bộ lọc zone và khung giờ, bản đồ polygon Taxi Zone tô theo score, danh sách hotspot, forecast ba giờ và đội xe mô phỏng. Kiểm tra live tại viewport 375, 768 và 1440 px không phát hiện tràn ngang; điều hướng và bộ lọc zone hoạt động. Ảnh và kết quả lưu tại output/playwright/browser-qa-375.png, browser-qa-768.png, browser-qa-1440.png và output/evidence/browser_qa_summary_2026-10-04.json. Ảnh dashboard/map/mobile ở weather-model-dashboard-2026-10-04.png, weather-model-map-2026-10-04.png và weather-model-mobile-2026-10-04.png. Kiểm tra accessibility là rà snapshot thủ công; axe scan và visual regression baseline chưa chạy. Màu đỏ biểu thị score tương đối cao, không khẳng định nguyên nhân hoặc số chuyến thực tế.</w:t>
+        <w:t xml:space="preserve">Dashboard cung cấp bộ lọc zone và khung giờ, bản đồ polygon Taxi Zone tô theo score, danh sách hotspot, forecast ba giờ và đội xe mô phỏng. Kiểm tra live tại viewport 375, 768 và 1440 px không phát hiện tràn ngang; điều hướng và bộ lọc zone hoạt động. Ảnh và kết quả lưu tại output/playwright/browser-qa-375.png, browser-qa-768.png, browser-qa-1440.png và output/evidence/browser_qa_summary_2026-10-04.json. Kiểm tra accessibility là rà snapshot thủ công; axe scan và visual regression baseline chưa chạy. Màu đỏ biểu thị score tương đối cao, không khẳng định nguyên nhân hoặc số chuyến thực tế.</w:t>
       </w:r>
     </w:p>
     <w:p>
@@ -4802,7 +4502,7 @@
           <w:rFonts w:ascii="Times New Roman" w:hAnsi="Times New Roman"/>
           <w:sz w:val="24"/>
         </w:rPr>
-        <w:t>13.4 Thời tiết và cảnh báo bất thường</w:t>
+        <w:t xml:space="preserve">13.4 Cảnh báo bất thường</w:t>
       </w:r>
     </w:p>
     <w:p>
@@ -4814,7 +4514,7 @@
           <w:rFonts w:ascii="Times New Roman" w:hAnsi="Times New Roman"/>
           <w:sz w:val="24"/>
         </w:rPr>
-        <w:t>weather.py dùng Open-Meteo Historical Forecast API cho train; Forecast API cấp ngữ cảnh dashboard. Tọa độ 40.7128, -74.0060 là proxy trung tâm NYC dùng chung các zone. Coverage 768.037/768.037 dòng đủ điều kiện. Weather candidate đạt MAE 7,366, RMSE 11,047, R² 0,657, không cải thiện calendar baseline; deployed model không dùng weather để đổi score. Alert = mean + 3 độ lệch chuẩn theo zone/giờ/thứ, tối thiểu 5 mẫu, cap 100; đây là cờ thống kê để rà soát, không tự xác định nguyên nhân black-swan. Map đỏ biểu thị score tương đối cao. Xe là mô phỏng theo tuyến OSRM/OSM, không phải GPS thật. API miễn phí chỉ cho mục đích phi thương mại; cần ghi công CC BY 4.0 và tuân thủ hạn mức gọi. Nguồn: [5], [6], [7].</w:t>
+        <w:t xml:space="preserve">Alert = mean + 3 độ lệch chuẩn theo zone/giờ/thứ, tối thiểu 5 mẫu, cap 100; đây là cờ thống kê để rà soát, không tự xác định nguyên nhân bất thường. Map đỏ biểu thị score tương đối cao. Xe là mô phỏng theo tuyến OSRM/OSM, không phải GPS thật.</w:t>
       </w:r>
     </w:p>
     <w:p>
@@ -4850,7 +4550,7 @@
           <w:rFonts w:ascii="Times New Roman" w:hAnsi="Times New Roman"/>
           <w:sz w:val="24"/>
         </w:rPr>
-        <w:t>Model dự báo relative hotspot score 0–100, không dự báo trip count. Temporal holdout cho R² 0,658 nhưng Recall 30,88% tại ngưỡng 50, nên còn bỏ sót nhiều trường hợp hotspot. Weather ở một tọa độ đại diện NYC không cải thiện holdout và chưa được dùng để đổi score. Mean + 3σ là cờ thống kê, không xác nhận nguyên nhân hay đảm bảo phát hiện black-swan.</w:t>
+        <w:t xml:space="preserve">Model dự báo relative hotspot score 0–100, không dự báo trip count. Temporal holdout cho R² 0,655 nhưng Recall 30,79% tại ngưỡng 50, nên còn bỏ sót nhiều trường hợp hotspot. Mean + 3σ là cờ thống kê, không xác nhận nguyên nhân hay đảm bảo phát hiện sự kiện bất thường.</w:t>
       </w:r>
     </w:p>
     <w:p>
@@ -4862,7 +4562,7 @@
           <w:rFonts w:ascii="Times New Roman" w:hAnsi="Times New Roman"/>
           <w:sz w:val="24"/>
         </w:rPr>
-        <w:t>Dữ liệu taxi streaming và đội xe trên dashboard là replay/mô phỏng, không phải feed live hoặc GPS thật. Dịch vụ Open-Meteo và OSRM/OSM phụ thuộc Internet. MongoDB một node, Kafka một broker, checkpoint phụ thuộc volume và Structured Streaming collect micro-batch về driver; các điểm này giới hạn tính sẵn sàng và throughput.</w:t>
+        <w:t xml:space="preserve">Dữ liệu taxi streaming và đội xe trên dashboard là replay/mô phỏng, không phải feed live hoặc GPS thật. Dịch vụ định tuyến OSRM/OSM phụ thuộc Internet. MongoDB một node, Kafka một broker, checkpoint phụ thuộc volume và Structured Streaming collect micro-batch về driver; các điểm này giới hạn tính sẵn sàng và throughput.</w:t>
       </w:r>
     </w:p>
     <w:p>
@@ -4874,7 +4574,7 @@
           <w:rFonts w:ascii="Times New Roman" w:hAnsi="Times New Roman"/>
           <w:sz w:val="24"/>
         </w:rPr>
-        <w:t>Hướng phát triển: thêm lag/time/event features chỉ từ dữ liệu có sẵn tại thời điểm dự báo, backtest rolling-origin, chọn ngưỡng theo ngân sách điều phối; kiểm tra weather theo vùng và baseline đơn giản; giảm collect về driver; đo nhiều quy mô/partition; chạy Spark/Hadoop trên cluster có HA, bảo mật, observability và quản lý chi phí.</w:t>
+        <w:t xml:space="preserve">Hướng phát triển: thêm lag/time/event features chỉ từ dữ liệu có sẵn tại thời điểm dự báo, backtest rolling-origin, chọn ngưỡng theo ngân sách điều phối và baseline đơn giản; giảm collect về driver; đo nhiều quy mô/partition; chạy Spark/Hadoop trên cluster có HA, bảo mật, observability và quản lý chi phí.</w:t>
       </w:r>
     </w:p>
     <w:p>
@@ -5344,42 +5044,6 @@
       <w:pPr>
         <w:spacing w:line="300" w:lineRule="auto" w:after="160"/>
       </w:pPr>
-      <w:r>
-        <w:rPr>
-          <w:rFonts w:ascii="Times New Roman" w:hAnsi="Times New Roman"/>
-          <w:sz w:val="24"/>
-        </w:rPr>
-        <w:t>[5] Open-Meteo, Historical Forecast API, https://open-meteo.com/en/docs/historical-forecast-api.</w:t>
-      </w:r>
-    </w:p>
-    <w:p>
-      <w:pPr>
-        <w:spacing w:line="300" w:lineRule="auto" w:after="160"/>
-      </w:pPr>
-      <w:r>
-        <w:rPr>
-          <w:rFonts w:ascii="Times New Roman" w:hAnsi="Times New Roman"/>
-          <w:sz w:val="24"/>
-        </w:rPr>
-        <w:t>[6] Open-Meteo, Forecast API, https://open-meteo.com/en/docs.</w:t>
-      </w:r>
-    </w:p>
-    <w:p>
-      <w:pPr>
-        <w:spacing w:line="300" w:lineRule="auto" w:after="160"/>
-      </w:pPr>
-      <w:r>
-        <w:rPr>
-          <w:rFonts w:ascii="Times New Roman" w:hAnsi="Times New Roman"/>
-          <w:sz w:val="24"/>
-        </w:rPr>
-        <w:t>[7] Open-Meteo, “Terms &amp; Privacy,” https://open-meteo.com/en/terms (free API, non-commercial use and attribution conditions).</w:t>
-      </w:r>
-    </w:p>
-    <w:p>
-      <w:pPr>
-        <w:spacing w:line="300" w:lineRule="auto" w:after="160"/>
-      </w:pPr>
     </w:p>
     <w:p>
       <w:pPr>
